--- a/templates/oslo-compra-venda.docx
+++ b/templates/oslo-compra-venda.docx
@@ -3074,26 +3074,7 @@
                 <w:sz w:val="20"/>
                 <w:szCs w:val="20"/>
               </w:rPr>
-              <w:t xml:space="preserve">10.1. O adquirente declara-se expressamente ciente de que o empreendimento objeto deste contrato está submetido ao Regime de Patrimônio de Afetação, conforme faculta o Art. 31-A da Lei nº 4.591/64. A adoção deste regime visa garantir a consecução da obra e a entrega das unidades, segregando os ativos do empreendimento do patrimônio geral da Incorporadora.</w:t>
-            </w:r>
-          </w:p>
-          <w:p>
-            <w:pPr>
-              <w:spacing w:after="80" w:before="100" w:line="276"/>
-              <w:jc w:val="both"/>
-            </w:pPr>
-            <w:r>
-              <w:rPr>
-                <w:rFonts w:ascii="Times New Roman" w:cs="Times New Roman" w:eastAsia="Times New Roman" w:hAnsi="Times New Roman"/>
-                <w:b w:val="false"/>
-                <w:bCs w:val="false"/>
-                <w:i w:val="false"/>
-                <w:iCs w:val="false"/>
-                <w:color w:val="000000"/>
-                <w:sz w:val="20"/>
-                <w:szCs w:val="20"/>
-              </w:rPr>
-              <w:t xml:space="preserve">10.2. Em razão dessa segregação e do compromisso com a coletividade dos adquirentes, a saúde financeira da obra deve ser preservada. Por este motivo, em caso de resolução contratual por inadimplemento do(a) COMPRADOR(A), aplicam-se as penalidades previstas no Art. 67-A, § 5º da Lei nº 4.591/64 (incluído pela Lei nº 13.786/18), cujo detalhamento segue descrito na Cláusula 13 das condições gerais.</w:t>
+              <w:t xml:space="preserve">{AFETACAO_ITEM10}</w:t>
             </w:r>
           </w:p>
           <w:p>
@@ -3318,7 +3299,7 @@
                 <w:sz w:val="20"/>
                 <w:szCs w:val="20"/>
               </w:rPr>
-              <w:t xml:space="preserve">11.2. O(A) COMPRADOR(A) poderá exercer o direito de arrependimento, conforme previsto no artigo 49 da Lei 8.078/90 e inciso V do artigo 26-A da Lei 6.766/1979, desde que o presente negócio jurídico tenha sido celebrado em estandes de vendas e fora da sede da VENDEDORA, dentro do prazo improrrogável de 07 (sete) dias contados da data da assinatura do presente Instrumento, com a devolução de todos os valores eventualmente antecipados do Preço de aquisição e da comissão de corretagem (esta última, apenas se paga pelo(a) COMPRADOR(A)).</w:t>
+              <w:t xml:space="preserve">11.2. O(A) COMPRADOR(A) poderá exercer o direito de arrependimento, conforme previsto no artigo 49 da Lei 8.078/90 e § 10 do artigo 67-A da Lei nº 4.591/64, desde que o presente negócio jurídico tenha sido celebrado em estandes de vendas e fora da sede da VENDEDORA, dentro do prazo improrrogável de 07 (sete) dias contados da data da assinatura do presente Instrumento, com a devolução de todos os valores eventualmente antecipados do Preço de aquisição e da comissão de corretagem (esta última, apenas se paga pelo(a) COMPRADOR(A)).</w:t>
             </w:r>
           </w:p>
         </w:tc>
@@ -3497,7 +3478,7 @@
                 <w:sz w:val="20"/>
                 <w:szCs w:val="20"/>
               </w:rPr>
-              <w:t xml:space="preserve">12.4. Se a VENDEDORA não concluir a obra no prazo estabelecido, após se vencer o prazo de tolerância acima avençado, e não tendo ocorrido a prorrogação por motivo de força maior, pagará ao COMPRADOR(A), a título de pena convencional, a importância que equivaler a 0,2% (dois décimos percentuais) do preço efetivamente já pago, por mês ou fração de mês de atraso.</w:t>
+              <w:t xml:space="preserve">12.4. Se a VENDEDORA não concluir a obra no prazo estabelecido, após se vencer o prazo de tolerância acima avençado, e não tendo ocorrido a prorrogação por motivo de força maior, pagará ao COMPRADOR(A), a título de pena convencional, a importância que equivaler a 0,5% (cinco décimos percentuais) do preço efetivamente já pago, por mês ou fração de mês de atraso.</w:t>
             </w:r>
           </w:p>
         </w:tc>
@@ -4177,7 +4158,7 @@
           <w:sz w:val="22"/>
           <w:szCs w:val="22"/>
         </w:rPr>
-        <w:t xml:space="preserve">1.1. A VENDEDORA é a única e exclusiva senhora e legítima proprietária do imóvel urbano localizado na {EMP_ENDERECO}, perfeitamente descrito e caracterizado na matrícula nº {EMP_MATRICULA}, do Registro de Imóveis da Comarca de {EMP_COMARCA}/SC ("Imóvel"), onde promoverá um empreendimento denominado {EMP_NOME} ("Empreendimento"), devidamente incorporado junto à matrícula do imóvel sob nº {EMP_INCORPORACAO}, em regime de patrimônio de afetação, com futura instituição de condomínio editalício, nos moldes previstos na Lei Federal nº 4.591 de 16 de dezembro de 1964.</w:t>
+        <w:t xml:space="preserve">1.1. A VENDEDORA é a única e exclusiva senhora e legítima proprietária do imóvel urbano localizado na {EMP_ENDERECO}, perfeitamente descrito e caracterizado na matrícula nº {EMP_MATRICULA}, do Registro de Imóveis da Comarca de {EMP_COMARCA}/SC ("Imóvel"), onde promoverá um empreendimento denominado {EMP_NOME} ("Empreendimento"), devidamente incorporado junto à matrícula do imóvel sob nº {EMP_INCORPORACAO}{AFETACAO_REGIME_CLAUSULA} com futura instituição de condomínio editalício, nos moldes previstos na Lei Federal nº 4.591 de 16 de dezembro de 1964.</w:t>
       </w:r>
     </w:p>
     <w:p>
@@ -4741,7 +4722,7 @@
           <w:sz w:val="22"/>
           <w:szCs w:val="22"/>
         </w:rPr>
-        <w:t xml:space="preserve">4.2. Ainda, o atraso de qualquer parcela por prazo superior a 60 (sessenta) dias, independentemente de notificação, importará igualmente na pena de resolução do contrato por inadimplemento do(a) COMPRADOR(A).</w:t>
+        <w:t xml:space="preserve">4.2. Ainda, o atraso de qualquer parcela por prazo superior a 60 (sessenta) dias conferirá à VENDEDORA o direito de notificar o(a) COMPRADOR(A) para purgar a mora no prazo improrrogável de 15 (quinze) dias, findo o qual restará configurado o inadimplemento e facultada a resolução do contrato.</w:t>
       </w:r>
     </w:p>
     <w:p>
@@ -5900,7 +5881,7 @@
           <w:sz w:val="22"/>
           <w:szCs w:val="22"/>
         </w:rPr>
-        <w:t xml:space="preserve">a) cláusula penal compensatória equivalente a 50% (cinquenta por cento) do valor total pago, nos termos do artigo 67-A, II c/c § 5º, da Lei n. 4.591/64, considerando que o empreendimento é submetido ao regime do patrimônio de afetação, previsto nos arts. 31-A a 31-F da citada lei;</w:t>
+        <w:t xml:space="preserve">{AFETACAO_MULTA_TEXTO}</w:t>
       </w:r>
     </w:p>
     <w:p>
@@ -5960,7 +5941,7 @@
           <w:sz w:val="22"/>
           <w:szCs w:val="22"/>
         </w:rPr>
-        <w:t xml:space="preserve">h) honorários advocatícios no percentual de 10% (dez por cento) caso a rescisão seja administrativa, e 20% (vinte por cento) sobre o valor atualizado do contrato caso haja necessidade de ingresso na esfera judicial.</w:t>
+        <w:t xml:space="preserve"/>
       </w:r>
     </w:p>
     <w:p>
@@ -5979,7 +5960,7 @@
           <w:sz w:val="22"/>
           <w:szCs w:val="22"/>
         </w:rPr>
-        <w:t xml:space="preserve">13.3. Eventual saldo favorável ao(à) COMPRADOR(A) será restituído em até 12 (doze) parcelas mensais, sendo a primeira paga no prazo de até 30 (trinta) dias contados da expedição do "Habite-se" ou documento equivalente expedido pelo órgão público municipal competente, considerando a adoção do regime do patrimônio de afetação, nos termos do artigo 67-A, § 5º, da Lei nº 4.591/64.</w:t>
+        <w:t xml:space="preserve">{AFETACAO_RESTITUICAO_TEXTO}</w:t>
       </w:r>
     </w:p>
     <w:p>
